--- a/docs/Sagar_Setu_Project_Brief.docx
+++ b/docs/Sagar_Setu_Project_Brief.docx
@@ -711,7 +711,7 @@
           <w:sz w:val="20"/>
           <w:szCs w:val="20"/>
         </w:rPr>
-        <w:t xml:space="preserve"> A literature review of 15 verified papers, a synopsis report, an architecture document and a presentation.</w:t>
+        <w:t xml:space="preserve"> A literature review of 8 recent, verified studies, a synopsis report, an architecture document and a presentation.</w:t>
       </w:r>
     </w:p>
     <w:p>
